--- a/일본판/3부/3부_10화_간자키와의_밀담.docx
+++ b/일본판/3부/3부_10화_간자키와의_밀담.docx
@@ -153,7 +153,7 @@
           <w:i w:val="0"/>
           <w:sz w:val="22"/>
         </w:rPr>
-        <w:t>……はい、結構です。ありがとうございました。</w:t>
+        <w:t>……はい結構です。ありがとうございました。</w:t>
       </w:r>
     </w:p>
     <w:p>
@@ -445,7 +445,7 @@
           <w:i w:val="0"/>
           <w:sz w:val="22"/>
         </w:rPr>
-        <w:t>暇でねえ、休むんだべ。(盆を渡す)握り飯が二つと、味噌汁だ。食わねえで夜までもつ人は、おらは知らね。</w:t>
+        <w:t>暇でねえ休むんだべ。(盆を渡す)握り飯が二つと、味噌汁だ。食わねえで夜までもつ人は、おらは知らね。</w:t>
       </w:r>
     </w:p>
     <w:p>
@@ -590,7 +590,7 @@
           <w:i w:val="0"/>
           <w:sz w:val="22"/>
         </w:rPr>
-        <w:t>昨日の夜、ここの前を通ったがな。港のほうで、ライトがずっと、水の上ば、なめてた。</w:t>
+        <w:t>昨日の夜ここの前を通ったがな。港のほうで、ライトがずっと、水の上ば、なめてた。</w:t>
       </w:r>
     </w:p>
     <w:p>
@@ -1137,7 +1137,7 @@
           <w:i w:val="0"/>
           <w:sz w:val="22"/>
         </w:rPr>
-        <w:t>一つだけ。長谷部が、支局の机の抽斗から、柚木のメモを何枚か預かっています。手帳は本人が持っていたので、ない。ICレコーダーも見つからない。……それだけ、お知らせします。では。</w:t>
+        <w:t>一つだけ。長谷部が、支局の机の抽斗から、柚木のメモを何枚か預かっています。手帳は本人が持っていたので、ない。ICレコーダーも見つからない。……それだけお知らせします。では。</w:t>
       </w:r>
     </w:p>
     <w:p>
@@ -1375,7 +1375,7 @@
           <w:color w:val="555555"/>
           <w:sz w:val="22"/>
         </w:rPr>
-        <w:t>(拍手は、起きない。誰かが一つ、手を叩きかけてやめる。部屋の奥の長机に、池澤が腕を組んで座っている。隣に榊。その向かいの壁際の椅子に、小沼が後援会の腕章を外した上着のまま、静かに座っている。誰も彼に何も言わない。誰も彼を追い出さない。)</w:t>
+        <w:t>(拍手は起きない。誰かが一つ、手を叩きかけてやめる。部屋の奥の長机に、池澤が腕を組んで座っている。隣に榊。その向かいの壁際の椅子に、小沼が後援会の腕章を外した上着のまま、静かに座っている。誰も彼に何も言わない。誰も彼を追い出さない。)</w:t>
       </w:r>
     </w:p>
     <w:p>
@@ -1515,7 +1515,7 @@
           <w:i w:val="0"/>
           <w:sz w:val="22"/>
         </w:rPr>
-        <w:t>……おらは、見てっからな。</w:t>
+        <w:t>……おらは見てっからな。</w:t>
       </w:r>
     </w:p>
     <w:p>
@@ -1591,7 +1591,7 @@
           <w:color w:val="555555"/>
           <w:sz w:val="22"/>
         </w:rPr>
-        <w:t>(人々が、迷いながら、どちらにも手を伸ばす。池澤は電気ポットの緑茶の紙コップを取る。小沼は鉄瓶の湯のほうの湯呑みを、取る。三浦は何も言わず、その湯呑みに、ほうじ茶を注ぐ。煙が一本、立つ。)</w:t>
+        <w:t>(人々が迷いながら、どちらにも手を伸ばす。池澤は電気ポットの緑茶の紙コップを取る。小沼は鉄瓶の湯のほうの湯呑みを、取る。三浦は何も言わず、その湯呑みに、ほうじ茶を注ぐ。煙が一本、立つ。)</w:t>
       </w:r>
     </w:p>
     <w:p>
@@ -1661,7 +1661,7 @@
           <w:color w:val="555555"/>
           <w:sz w:val="22"/>
         </w:rPr>
-        <w:t>(一口飲む。それきり、何も言わない)</w:t>
+        <w:t>(一口飲む。それきり何も言わない)</w:t>
       </w:r>
       <w:r>
         <w:rPr>
@@ -1684,7 +1684,7 @@
           <w:color w:val="555555"/>
           <w:sz w:val="22"/>
         </w:rPr>
-        <w:t>(相沢は、隅で使い終えた街宣用のタスキを、ひとつひとつ折って紐でまとめている。誰も頼んでいない。誰も止めない。灯がその手元を、ほんの一瞬、見る。)</w:t>
+        <w:t>(相沢は隅で使い終えた街宣用のタスキを、ひとつひとつ折って紐でまとめている。誰も頼んでいない。誰も止めない。灯がその手元を、ほんの一瞬、見る。)</w:t>
       </w:r>
     </w:p>
     <w:p>
@@ -1953,7 +1953,7 @@
           <w:i w:val="0"/>
           <w:sz w:val="22"/>
         </w:rPr>
-        <w:t>駄目です。あなたは、ここでタスキを折っていてください。(少し間)……それが、今夜のあなたの仕事です。</w:t>
+        <w:t>駄目です。あなたは、ここでタスキを折っていてください。(少し間)……それが今夜のあなたの仕事です。</w:t>
       </w:r>
     </w:p>
     <w:p>
@@ -1968,7 +1968,7 @@
           <w:color w:val="555555"/>
           <w:sz w:val="22"/>
         </w:rPr>
-        <w:t>(相沢は、一瞬何か言いかけて、黙って頷く。遼は非常口を開ける。冷たい風。踊り場に、濃紺のコートの神崎。二段下に、シイナ。)</w:t>
+        <w:t>(相沢は一瞬何か言いかけて、黙って頷く。遼は非常口を開ける。冷たい風。踊り場に、濃紺のコートの神崎。二段下に、シイナ。)</w:t>
       </w:r>
     </w:p>
     <w:p>
@@ -2037,7 +2037,7 @@
           <w:i w:val="0"/>
           <w:sz w:val="22"/>
         </w:rPr>
-        <w:t>開票の最中に、候補者をお呼び立てするのは、本来してはならないことです。ですから、ここでお断りいただいても構いません。(間)ただ今夜以外に、この話をする夜が、私には見つかりませんでした。</w:t>
+        <w:t>開票の最中に、候補者をお呼び立てするのは、本来してはならないことです。ですからここでお断りいただいても構いません。(間)ただ今夜以外に、この話をする夜が、私には見つかりませんでした。</w:t>
       </w:r>
     </w:p>
     <w:p>
@@ -2098,7 +2098,7 @@
           <w:color w:val="555555"/>
           <w:sz w:val="22"/>
         </w:rPr>
-        <w:t>(遼は、ほんの短く笑いかけて、やめる。)</w:t>
+        <w:t>(遼はほんの短く笑いかけて、やめる。)</w:t>
       </w:r>
     </w:p>
     <w:p>
@@ -2289,7 +2289,7 @@
           <w:color w:val="555555"/>
           <w:sz w:val="22"/>
         </w:rPr>
-        <w:t>(灯が、息を止める。三浦は一度だけ、鉄瓶に目をやる。)</w:t>
+        <w:t>(灯が息を止める。三浦は一度だけ、鉄瓶に目をやる。)</w:t>
       </w:r>
     </w:p>
     <w:p>
@@ -2327,7 +2327,7 @@
           <w:color w:val="555555"/>
           <w:sz w:val="22"/>
         </w:rPr>
-        <w:t>(遼はコートを取らない。そのまま、非常口へ戻る。ドアが閉まる直前、部屋の奥で、榊が立ち上がっている。榊の視線は、閉まるドアに向いている。池澤は動かない。)</w:t>
+        <w:t>(遼はコートを取らない。そのまま非常口へ戻る。ドアが閉まる直前、部屋の奥で、榊が立ち上がっている。榊の視線は、閉まるドアに向いている。池澤は動かない。)</w:t>
       </w:r>
     </w:p>
     <w:p>
@@ -2479,7 +2479,7 @@
           <w:i w:val="0"/>
           <w:sz w:val="22"/>
         </w:rPr>
-        <w:t>通夜の日に、おっしゃいました。「一度も、お話ししたことがない」と。</w:t>
+        <w:t>通夜の日に、おっしゃいました。「一度もお話ししたことがない」と。</w:t>
       </w:r>
     </w:p>
     <w:p>
@@ -2655,7 +2655,7 @@
           <w:color w:val="555555"/>
           <w:sz w:val="22"/>
         </w:rPr>
-        <w:t>(遼は、長く息を吐く。)</w:t>
+        <w:t>(遼は長く息を吐く。)</w:t>
       </w:r>
     </w:p>
     <w:p>
@@ -2701,7 +2701,7 @@
           <w:i w:val="0"/>
           <w:sz w:val="22"/>
         </w:rPr>
-        <w:t>存じています。先生は何一つ貴方に残されなかった。(わずかに目を細める)——いえ、残されたものはある。ただそれは私が申し上げることではない。</w:t>
+        <w:t>存じています。先生は何一つ貴方に残されなかった。(わずかに目を細める)——いえ残されたものはある。ただそれは私が申し上げることではない。</w:t>
       </w:r>
     </w:p>
     <w:p>
@@ -2716,7 +2716,7 @@
           <w:color w:val="555555"/>
           <w:sz w:val="22"/>
         </w:rPr>
-        <w:t>(遼は、伏せてあった湯呑みを三つ、順番に起こす。)</w:t>
+        <w:t>(遼は伏せてあった湯呑みを三つ、順番に起こす。)</w:t>
       </w:r>
     </w:p>
     <w:p>
@@ -2777,7 +2777,7 @@
           <w:i w:val="0"/>
           <w:sz w:val="22"/>
         </w:rPr>
-        <w:t>……自分は、勤務中でして。</w:t>
+        <w:t>……自分は勤務中でして。</w:t>
       </w:r>
     </w:p>
     <w:p>
@@ -3253,7 +3253,7 @@
           <w:color w:val="555555"/>
           <w:sz w:val="22"/>
         </w:rPr>
-        <w:t>(神崎が、少し体の向きを変える。膝の上で、指を組む。)</w:t>
+        <w:t>(神崎が少し体の向きを変える。膝の上で、指を組む。)</w:t>
       </w:r>
     </w:p>
     <w:p>
@@ -3276,7 +3276,7 @@
           <w:i w:val="0"/>
           <w:sz w:val="22"/>
         </w:rPr>
-        <w:t>一つお尋ねします。……帳簿は、お開きになりますか。</w:t>
+        <w:t>一つお尋ねします。……帳簿はお開きになりますか。</w:t>
       </w:r>
     </w:p>
     <w:p>
@@ -3291,7 +3291,7 @@
           <w:color w:val="555555"/>
           <w:sz w:val="22"/>
         </w:rPr>
-        <w:t>(遼は、すぐには答えない。卓の傷を、目で追う。)</w:t>
+        <w:t>(遼はすぐには答えない。卓の傷を、目で追う。)</w:t>
       </w:r>
     </w:p>
     <w:p>
@@ -3439,7 +3439,7 @@
           <w:i w:val="0"/>
           <w:sz w:val="22"/>
         </w:rPr>
-        <w:t>開けなければ、開けさせる人が、現れる。開ければ、傷つく人の数が決まる。どちらにしても、貴方の手を離れる日が、来ます。……孫子に、こういう一節があります。「算多きは勝ち、算少なきは勝たず。而るを況んや算無きに於いてをや」。</w:t>
+        <w:t>開けなければ、開けさせる人が、現れる。開ければ、傷つく人の数が決まる。どちらにしても、貴方の手を離れる日が、来ます。……孫子にこういう一節があります。「算多きは勝ち、算少なきは勝たず。而るを況んや算無きに於いてをや」。</w:t>
       </w:r>
     </w:p>
     <w:p>
@@ -3541,7 +3541,7 @@
           <w:i w:val="0"/>
           <w:sz w:val="22"/>
         </w:rPr>
-        <w:t>……貴方は、勘定をしておられる。それがお父上と、よく似ています。</w:t>
+        <w:t>……貴方は勘定をしておられる。それがお父上と、よく似ています。</w:t>
       </w:r>
     </w:p>
     <w:p>
@@ -3602,7 +3602,7 @@
           <w:color w:val="555555"/>
           <w:sz w:val="22"/>
         </w:rPr>
-        <w:t>(遼は、湯呑みを持ち、一口だけ飲む。湯呑みを戻す。)</w:t>
+        <w:t>(遼は湯呑みを持ち、一口だけ飲む。湯呑みを戻す。)</w:t>
       </w:r>
     </w:p>
     <w:p>
@@ -3663,7 +3663,7 @@
           <w:color w:val="555555"/>
           <w:sz w:val="22"/>
         </w:rPr>
-        <w:t>(階下で、女将が何か鍋の蓋を置く音。)</w:t>
+        <w:t>(階下で女将が何か鍋の蓋を置く音。)</w:t>
       </w:r>
     </w:p>
     <w:p>
@@ -3884,7 +3884,7 @@
           <w:color w:val="555555"/>
           <w:sz w:val="22"/>
         </w:rPr>
-        <w:t>(神崎が、腕時計を見る。シイナが階下で、咳払いを一つ。)</w:t>
+        <w:t>(神崎が腕時計を見る。シイナが階下で、咳払いを一つ。)</w:t>
       </w:r>
     </w:p>
     <w:p>
@@ -4123,7 +4123,7 @@
           <w:color w:val="555555"/>
           <w:sz w:val="22"/>
         </w:rPr>
-        <w:t>(遼は、湯呑みを両手で持つ。湯気が顔にかかる。)</w:t>
+        <w:t>(遼は湯呑みを両手で持つ。湯気が顔にかかる。)</w:t>
       </w:r>
     </w:p>
     <w:p>
@@ -4413,7 +4413,7 @@
           <w:color w:val="555555"/>
           <w:sz w:val="22"/>
         </w:rPr>
-        <w:t>(和代が、紙皿を片づけながら、手を挙げる。遠藤が杖の頭に顎を乗せたまま、目を細める。翔太はポスターの筒を持ったまま、ドアの脇で、遼を見ている。三浦が順に湯呑みを渡していく。池澤の前には、電気ポットの紙コップ。榊の前には、何も置かれない。榊が小さく咳をする。三浦は少し間をおいて、鉄瓶の湯を、湯呑みに注ぎ、榊の机の端に、そっと置く。榊は手を伸ばさない。)</w:t>
+        <w:t>(和代が紙皿を片づけながら、手を挙げる。遠藤が杖の頭に顎を乗せたまま、目を細める。翔太はポスターの筒を持ったまま、ドアの脇で、遼を見ている。三浦が順に湯呑みを渡していく。池澤の前には、電気ポットの紙コップ。榊の前には、何も置かれない。榊が小さく咳をする。三浦は少し間をおいて、鉄瓶の湯を、湯呑みに注ぎ、榊の机の端に、そっと置く。榊は手を伸ばさない。)</w:t>
       </w:r>
     </w:p>
     <w:p>
@@ -4481,7 +4481,7 @@
           <w:color w:val="555555"/>
           <w:sz w:val="22"/>
         </w:rPr>
-        <w:t>(誰も、声を出さない。尾形が受話器を、静かに置く。遼は湯呑みを両手で持ったまま、動かない。窓の外汐見の海のほうに、一つ遠い灯。)</w:t>
+        <w:t>(誰も声を出さない。尾形が受話器を、静かに置く。遼は湯呑みを両手で持ったまま、動かない。窓の外汐見の海のほうに、一つ遠い灯。)</w:t>
       </w:r>
     </w:p>
     <w:p>
@@ -4496,7 +4496,7 @@
           <w:color w:val="555555"/>
           <w:sz w:val="22"/>
         </w:rPr>
-        <w:t>(帯は、一度画面の外へ流れ切り、また右から同じ一行が、現れる。)</w:t>
+        <w:t>(帯は一度画面の外へ流れ切り、また右から同じ一行が、現れる。)</w:t>
       </w:r>
     </w:p>
     <w:p>
